--- a/北京昇腾/智慧食安/智慧食安_商户端用户手册.docx
+++ b/北京昇腾/智慧食安/智慧食安_商户端用户手册.docx
@@ -1944,7 +1944,7 @@
     <w:bookmarkEnd w:id="19"/>
     <w:bookmarkEnd w:id="20"/>
     <w:bookmarkEnd w:id="21"/>
-    <w:bookmarkStart w:id="32" w:name="三使用指南"/>
+    <w:bookmarkStart w:id="47" w:name="三使用指南"/>
     <w:p>
       <w:pPr>
         <w:pStyle w:val="Heading2"/>
@@ -1956,7 +1956,7 @@
         <w:t xml:space="preserve">三、使用指南</w:t>
       </w:r>
     </w:p>
-    <w:bookmarkStart w:id="22" w:name="登录与找回密码"/>
+    <w:bookmarkStart w:id="25" w:name="登录与找回密码"/>
     <w:p>
       <w:pPr>
         <w:pStyle w:val="Heading3"/>
@@ -1973,7 +1973,65 @@
     </w:p>
     <w:p>
       <w:pPr>
-        <w:pStyle w:val="FirstParagraph"/>
+        <w:pStyle w:val="CaptionedFigure"/>
+      </w:pPr>
+      <w:r>
+        <w:drawing>
+          <wp:inline>
+            <wp:extent cx="1901970" cy="3959999"/>
+            <wp:effectExtent b="0" l="0" r="0" t="0"/>
+            <wp:docPr descr="登录页" title="" id="23" name="Picture"/>
+            <a:graphic>
+              <a:graphicData uri="http://schemas.openxmlformats.org/drawingml/2006/picture">
+                <pic:pic>
+                  <pic:nvPicPr>
+                    <pic:cNvPr descr="shots/商户_登录页.png" id="24" name="Picture"/>
+                    <pic:cNvPicPr>
+                      <a:picLocks noChangeArrowheads="1" noChangeAspect="1"/>
+                    </pic:cNvPicPr>
+                  </pic:nvPicPr>
+                  <pic:blipFill>
+                    <a:blip r:embed="rId22"/>
+                    <a:stretch>
+                      <a:fillRect/>
+                    </a:stretch>
+                  </pic:blipFill>
+                  <pic:spPr bwMode="auto">
+                    <a:xfrm>
+                      <a:off x="0" y="0"/>
+                      <a:ext cx="1901970" cy="3959999"/>
+                    </a:xfrm>
+                    <a:prstGeom prst="rect">
+                      <a:avLst/>
+                    </a:prstGeom>
+                    <a:noFill/>
+                    <a:ln w="9525">
+                      <a:noFill/>
+                      <a:headEnd/>
+                      <a:tailEnd/>
+                    </a:ln>
+                  </pic:spPr>
+                </pic:pic>
+              </a:graphicData>
+            </a:graphic>
+          </wp:inline>
+        </w:drawing>
+      </w:r>
+    </w:p>
+    <w:p>
+      <w:pPr>
+        <w:pStyle w:val="ImageCaption"/>
+      </w:pPr>
+      <w:r>
+        <w:rPr>
+          <w:rFonts w:hint="eastAsia"/>
+        </w:rPr>
+        <w:t xml:space="preserve">登录页</w:t>
+      </w:r>
+    </w:p>
+    <w:p>
+      <w:pPr>
+        <w:pStyle w:val="BodyText"/>
       </w:pPr>
       <w:r>
         <w:rPr>
@@ -2164,8 +2222,8 @@
         <w:t xml:space="preserve">点击确认，完成密码重置后重新登录。</w:t>
       </w:r>
     </w:p>
-    <w:bookmarkEnd w:id="22"/>
-    <w:bookmarkStart w:id="23" w:name="首次建档新增商户"/>
+    <w:bookmarkEnd w:id="25"/>
+    <w:bookmarkStart w:id="26" w:name="首次建档新增商户"/>
     <w:p>
       <w:pPr>
         <w:pStyle w:val="Heading3"/>
@@ -2702,8 +2760,8 @@
         </w:tc>
       </w:tr>
     </w:tbl>
-    <w:bookmarkEnd w:id="23"/>
-    <w:bookmarkStart w:id="24" w:name="首页功能"/>
+    <w:bookmarkEnd w:id="26"/>
+    <w:bookmarkStart w:id="30" w:name="首页功能"/>
     <w:p>
       <w:pPr>
         <w:pStyle w:val="Heading3"/>
@@ -2716,6 +2774,64 @@
           <w:rFonts w:hint="eastAsia"/>
         </w:rPr>
         <w:t xml:space="preserve">首页功能</w:t>
+      </w:r>
+    </w:p>
+    <w:p>
+      <w:pPr>
+        <w:pStyle w:val="CaptionedFigure"/>
+      </w:pPr>
+      <w:r>
+        <w:drawing>
+          <wp:inline>
+            <wp:extent cx="1901970" cy="3959999"/>
+            <wp:effectExtent b="0" l="0" r="0" t="0"/>
+            <wp:docPr descr="首页" title="" id="28" name="Picture"/>
+            <a:graphic>
+              <a:graphicData uri="http://schemas.openxmlformats.org/drawingml/2006/picture">
+                <pic:pic>
+                  <pic:nvPicPr>
+                    <pic:cNvPr descr="shots/商户_首页.png" id="29" name="Picture"/>
+                    <pic:cNvPicPr>
+                      <a:picLocks noChangeArrowheads="1" noChangeAspect="1"/>
+                    </pic:cNvPicPr>
+                  </pic:nvPicPr>
+                  <pic:blipFill>
+                    <a:blip r:embed="rId27"/>
+                    <a:stretch>
+                      <a:fillRect/>
+                    </a:stretch>
+                  </pic:blipFill>
+                  <pic:spPr bwMode="auto">
+                    <a:xfrm>
+                      <a:off x="0" y="0"/>
+                      <a:ext cx="1901970" cy="3959999"/>
+                    </a:xfrm>
+                    <a:prstGeom prst="rect">
+                      <a:avLst/>
+                    </a:prstGeom>
+                    <a:noFill/>
+                    <a:ln w="9525">
+                      <a:noFill/>
+                      <a:headEnd/>
+                      <a:tailEnd/>
+                    </a:ln>
+                  </pic:spPr>
+                </pic:pic>
+              </a:graphicData>
+            </a:graphic>
+          </wp:inline>
+        </w:drawing>
+      </w:r>
+    </w:p>
+    <w:p>
+      <w:pPr>
+        <w:pStyle w:val="ImageCaption"/>
+      </w:pPr>
+      <w:r>
+        <w:rPr>
+          <w:rFonts w:hint="eastAsia"/>
+        </w:rPr>
+        <w:t xml:space="preserve">首页</w:t>
       </w:r>
     </w:p>
     <w:p>
@@ -2805,8 +2921,8 @@
         <w:t xml:space="preserve">→」进入工单页。</w:t>
       </w:r>
     </w:p>
-    <w:bookmarkEnd w:id="24"/>
-    <w:bookmarkStart w:id="25" w:name="工单管理"/>
+    <w:bookmarkEnd w:id="30"/>
+    <w:bookmarkStart w:id="34" w:name="工单管理"/>
     <w:p>
       <w:pPr>
         <w:pStyle w:val="Heading3"/>
@@ -2823,7 +2939,65 @@
     </w:p>
     <w:p>
       <w:pPr>
-        <w:pStyle w:val="FirstParagraph"/>
+        <w:pStyle w:val="CaptionedFigure"/>
+      </w:pPr>
+      <w:r>
+        <w:drawing>
+          <wp:inline>
+            <wp:extent cx="1901970" cy="3959999"/>
+            <wp:effectExtent b="0" l="0" r="0" t="0"/>
+            <wp:docPr descr="工单管理" title="" id="32" name="Picture"/>
+            <a:graphic>
+              <a:graphicData uri="http://schemas.openxmlformats.org/drawingml/2006/picture">
+                <pic:pic>
+                  <pic:nvPicPr>
+                    <pic:cNvPr descr="shots/商户_工单.png" id="33" name="Picture"/>
+                    <pic:cNvPicPr>
+                      <a:picLocks noChangeArrowheads="1" noChangeAspect="1"/>
+                    </pic:cNvPicPr>
+                  </pic:nvPicPr>
+                  <pic:blipFill>
+                    <a:blip r:embed="rId31"/>
+                    <a:stretch>
+                      <a:fillRect/>
+                    </a:stretch>
+                  </pic:blipFill>
+                  <pic:spPr bwMode="auto">
+                    <a:xfrm>
+                      <a:off x="0" y="0"/>
+                      <a:ext cx="1901970" cy="3959999"/>
+                    </a:xfrm>
+                    <a:prstGeom prst="rect">
+                      <a:avLst/>
+                    </a:prstGeom>
+                    <a:noFill/>
+                    <a:ln w="9525">
+                      <a:noFill/>
+                      <a:headEnd/>
+                      <a:tailEnd/>
+                    </a:ln>
+                  </pic:spPr>
+                </pic:pic>
+              </a:graphicData>
+            </a:graphic>
+          </wp:inline>
+        </w:drawing>
+      </w:r>
+    </w:p>
+    <w:p>
+      <w:pPr>
+        <w:pStyle w:val="ImageCaption"/>
+      </w:pPr>
+      <w:r>
+        <w:rPr>
+          <w:rFonts w:hint="eastAsia"/>
+        </w:rPr>
+        <w:t xml:space="preserve">工单管理</w:t>
+      </w:r>
+    </w:p>
+    <w:p>
+      <w:pPr>
+        <w:pStyle w:val="BodyText"/>
       </w:pPr>
       <w:r>
         <w:rPr>
@@ -3229,8 +3403,8 @@
         <w:t xml:space="preserve">提示：对待审核/已驳回的报警类工单，请及时整改并反馈，逾期可能影响后续监管评价。</w:t>
       </w:r>
     </w:p>
-    <w:bookmarkEnd w:id="25"/>
-    <w:bookmarkStart w:id="26" w:name="企业信息管理"/>
+    <w:bookmarkEnd w:id="34"/>
+    <w:bookmarkStart w:id="38" w:name="企业信息管理"/>
     <w:p>
       <w:pPr>
         <w:pStyle w:val="Heading3"/>
@@ -3247,7 +3421,65 @@
     </w:p>
     <w:p>
       <w:pPr>
-        <w:pStyle w:val="FirstParagraph"/>
+        <w:pStyle w:val="CaptionedFigure"/>
+      </w:pPr>
+      <w:r>
+        <w:drawing>
+          <wp:inline>
+            <wp:extent cx="1901970" cy="3959999"/>
+            <wp:effectExtent b="0" l="0" r="0" t="0"/>
+            <wp:docPr descr="企业信息" title="" id="36" name="Picture"/>
+            <a:graphic>
+              <a:graphicData uri="http://schemas.openxmlformats.org/drawingml/2006/picture">
+                <pic:pic>
+                  <pic:nvPicPr>
+                    <pic:cNvPr descr="shots/商户_企业.png" id="37" name="Picture"/>
+                    <pic:cNvPicPr>
+                      <a:picLocks noChangeArrowheads="1" noChangeAspect="1"/>
+                    </pic:cNvPicPr>
+                  </pic:nvPicPr>
+                  <pic:blipFill>
+                    <a:blip r:embed="rId35"/>
+                    <a:stretch>
+                      <a:fillRect/>
+                    </a:stretch>
+                  </pic:blipFill>
+                  <pic:spPr bwMode="auto">
+                    <a:xfrm>
+                      <a:off x="0" y="0"/>
+                      <a:ext cx="1901970" cy="3959999"/>
+                    </a:xfrm>
+                    <a:prstGeom prst="rect">
+                      <a:avLst/>
+                    </a:prstGeom>
+                    <a:noFill/>
+                    <a:ln w="9525">
+                      <a:noFill/>
+                      <a:headEnd/>
+                      <a:tailEnd/>
+                    </a:ln>
+                  </pic:spPr>
+                </pic:pic>
+              </a:graphicData>
+            </a:graphic>
+          </wp:inline>
+        </w:drawing>
+      </w:r>
+    </w:p>
+    <w:p>
+      <w:pPr>
+        <w:pStyle w:val="ImageCaption"/>
+      </w:pPr>
+      <w:r>
+        <w:rPr>
+          <w:rFonts w:hint="eastAsia"/>
+        </w:rPr>
+        <w:t xml:space="preserve">企业信息</w:t>
+      </w:r>
+    </w:p>
+    <w:p>
+      <w:pPr>
+        <w:pStyle w:val="BodyText"/>
       </w:pPr>
       <w:r>
         <w:rPr>
@@ -3358,8 +3590,8 @@
         <w:t xml:space="preserve">变更记录：查看企业信息的最近更新时间与历史变更记录。</w:t>
       </w:r>
     </w:p>
-    <w:bookmarkEnd w:id="26"/>
-    <w:bookmarkStart w:id="27" w:name="通知接收微信绑定"/>
+    <w:bookmarkEnd w:id="38"/>
+    <w:bookmarkStart w:id="39" w:name="通知接收微信绑定"/>
     <w:p>
       <w:pPr>
         <w:pStyle w:val="Heading3"/>
@@ -3527,8 +3759,8 @@
         <w:t xml:space="preserve">个成员。</w:t>
       </w:r>
     </w:p>
-    <w:bookmarkEnd w:id="27"/>
-    <w:bookmarkStart w:id="28" w:name="办事服务"/>
+    <w:bookmarkEnd w:id="39"/>
+    <w:bookmarkStart w:id="40" w:name="办事服务"/>
     <w:p>
       <w:pPr>
         <w:pStyle w:val="Heading3"/>
@@ -3762,8 +3994,8 @@
         <w:t xml:space="preserve">点击「公告」，查看平台发布的公告与提醒。</w:t>
       </w:r>
     </w:p>
-    <w:bookmarkEnd w:id="28"/>
-    <w:bookmarkStart w:id="29" w:name="个人中心"/>
+    <w:bookmarkEnd w:id="40"/>
+    <w:bookmarkStart w:id="44" w:name="个人中心"/>
     <w:p>
       <w:pPr>
         <w:pStyle w:val="Heading3"/>
@@ -3780,7 +4012,65 @@
     </w:p>
     <w:p>
       <w:pPr>
-        <w:pStyle w:val="FirstParagraph"/>
+        <w:pStyle w:val="CaptionedFigure"/>
+      </w:pPr>
+      <w:r>
+        <w:drawing>
+          <wp:inline>
+            <wp:extent cx="1901970" cy="3959999"/>
+            <wp:effectExtent b="0" l="0" r="0" t="0"/>
+            <wp:docPr descr="个人中心" title="" id="42" name="Picture"/>
+            <a:graphic>
+              <a:graphicData uri="http://schemas.openxmlformats.org/drawingml/2006/picture">
+                <pic:pic>
+                  <pic:nvPicPr>
+                    <pic:cNvPr descr="shots/商户_我的.png" id="43" name="Picture"/>
+                    <pic:cNvPicPr>
+                      <a:picLocks noChangeArrowheads="1" noChangeAspect="1"/>
+                    </pic:cNvPicPr>
+                  </pic:nvPicPr>
+                  <pic:blipFill>
+                    <a:blip r:embed="rId41"/>
+                    <a:stretch>
+                      <a:fillRect/>
+                    </a:stretch>
+                  </pic:blipFill>
+                  <pic:spPr bwMode="auto">
+                    <a:xfrm>
+                      <a:off x="0" y="0"/>
+                      <a:ext cx="1901970" cy="3959999"/>
+                    </a:xfrm>
+                    <a:prstGeom prst="rect">
+                      <a:avLst/>
+                    </a:prstGeom>
+                    <a:noFill/>
+                    <a:ln w="9525">
+                      <a:noFill/>
+                      <a:headEnd/>
+                      <a:tailEnd/>
+                    </a:ln>
+                  </pic:spPr>
+                </pic:pic>
+              </a:graphicData>
+            </a:graphic>
+          </wp:inline>
+        </w:drawing>
+      </w:r>
+    </w:p>
+    <w:p>
+      <w:pPr>
+        <w:pStyle w:val="ImageCaption"/>
+      </w:pPr>
+      <w:r>
+        <w:rPr>
+          <w:rFonts w:hint="eastAsia"/>
+        </w:rPr>
+        <w:t xml:space="preserve">个人中心</w:t>
+      </w:r>
+    </w:p>
+    <w:p>
+      <w:pPr>
+        <w:pStyle w:val="BodyText"/>
       </w:pPr>
       <w:r>
         <w:rPr>
@@ -3861,8 +4151,8 @@
         <w:t xml:space="preserve">用户协议）、退出登录。</w:t>
       </w:r>
     </w:p>
-    <w:bookmarkEnd w:id="29"/>
-    <w:bookmarkStart w:id="30" w:name="常见问题faq"/>
+    <w:bookmarkEnd w:id="44"/>
+    <w:bookmarkStart w:id="45" w:name="常见问题faq"/>
     <w:p>
       <w:pPr>
         <w:pStyle w:val="Heading3"/>
@@ -4073,8 +4363,8 @@
         <w:t xml:space="preserve">答：信息修改需提交监管审批，审批期间信息只读，通过后自动生效。</w:t>
       </w:r>
     </w:p>
-    <w:bookmarkEnd w:id="30"/>
-    <w:bookmarkStart w:id="31" w:name="注意事项"/>
+    <w:bookmarkEnd w:id="45"/>
+    <w:bookmarkStart w:id="46" w:name="注意事项"/>
     <w:p>
       <w:pPr>
         <w:pStyle w:val="Heading3"/>
@@ -4208,8 +4498,8 @@
         <w:t xml:space="preserve">本手册基于「智慧食安」商户端小程序当前版本编写，如界面或流程有更新，请以实际页面为准。</w:t>
       </w:r>
     </w:p>
-    <w:bookmarkEnd w:id="31"/>
-    <w:bookmarkEnd w:id="32"/>
+    <w:bookmarkEnd w:id="46"/>
+    <w:bookmarkEnd w:id="47"/>
     <w:sectPr>
       <w:footnotePr>
         <w:numRestart w:val="eachSect"/>

--- a/北京昇腾/智慧食安/智慧食安_商户端用户手册.docx
+++ b/北京昇腾/智慧食安/智慧食安_商户端用户手册.docx
@@ -47,7 +47,7 @@
         <w:rPr>
           <w:rFonts w:hint="eastAsia"/>
         </w:rPr>
-        <w:t xml:space="preserve">版本：v1.0</w:t>
+        <w:t xml:space="preserve">版本：v1.1</w:t>
       </w:r>
       <w:r>
         <w:t xml:space="preserve"> </w:t>
@@ -65,7 +65,7 @@
         <w:rPr>
           <w:rFonts w:hint="eastAsia"/>
         </w:rPr>
-        <w:t xml:space="preserve">更新时间：2026-10-23</w:t>
+        <w:t xml:space="preserve">更新时间：2026-10-28</w:t>
       </w:r>
     </w:p>
     <w:bookmarkStart w:id="9" w:name="目录"/>
@@ -411,7 +411,7 @@
           <w:b/>
           <w:bCs/>
         </w:rPr>
-        <w:t xml:space="preserve">区市场监督管理局</w:t>
+        <w:t xml:space="preserve">门头沟区市场监督管理局</w:t>
       </w:r>
       <w:r>
         <w:rPr>
@@ -475,7 +475,7 @@
               <w:rPr>
                 <w:rFonts w:hint="eastAsia"/>
               </w:rPr>
-              <w:t xml:space="preserve">管理端组织</w:t>
+              <w:t xml:space="preserve">监管组织</w:t>
             </w:r>
           </w:p>
         </w:tc>
@@ -492,16 +492,16 @@
               <w:rPr>
                 <w:rFonts w:hint="eastAsia"/>
               </w:rPr>
-              <w:t xml:space="preserve">个区级市场监管局</w:t>
-            </w:r>
-            <w:r>
-              <w:t xml:space="preserve"> + 7 </w:t>
-            </w:r>
-            <w:r>
-              <w:rPr>
-                <w:rFonts w:hint="eastAsia"/>
-              </w:rPr>
-              <w:t xml:space="preserve">个镇市场监管所（城东、南桥、中心、北关、城南、西江、东湖）</w:t>
+              <w:t xml:space="preserve">个区市场监督管理局</w:t>
+            </w:r>
+            <w:r>
+              <w:t xml:space="preserve"> + 15 </w:t>
+            </w:r>
+            <w:r>
+              <w:rPr>
+                <w:rFonts w:hint="eastAsia"/>
+              </w:rPr>
+              <w:t xml:space="preserve">个市场所（斋堂、雁翅、清水、潭柘寺、妙峰山、王平、军庄、大峪、城子、东辛房、大台、永定、龙泉、石龙、市集）</w:t>
             </w:r>
           </w:p>
         </w:tc>
@@ -517,30 +517,24 @@
               <w:rPr>
                 <w:rFonts w:hint="eastAsia"/>
               </w:rPr>
-              <w:t xml:space="preserve">已接入演示数据</w:t>
-            </w:r>
-          </w:p>
-        </w:tc>
-        <w:tc>
-          <w:tcPr/>
-          <w:p>
-            <w:pPr>
-              <w:pStyle w:val="Compact"/>
-            </w:pPr>
-            <w:r>
-              <w:rPr>
-                <w:rFonts w:hint="eastAsia"/>
-              </w:rPr>
-              <w:t xml:space="preserve">城东镇、南桥镇、中心镇、北关镇</w:t>
-            </w:r>
-            <w:r>
-              <w:t xml:space="preserve"> 4 </w:t>
-            </w:r>
-            <w:r>
-              <w:rPr>
-                <w:rFonts w:hint="eastAsia"/>
-              </w:rPr>
-              <w:t xml:space="preserve">个镇</w:t>
+              <w:t xml:space="preserve">监管主体</w:t>
+            </w:r>
+          </w:p>
+        </w:tc>
+        <w:tc>
+          <w:tcPr/>
+          <w:p>
+            <w:pPr>
+              <w:pStyle w:val="Compact"/>
+            </w:pPr>
+            <w:r>
+              <w:t xml:space="preserve">2,624 </w:t>
+            </w:r>
+            <w:r>
+              <w:rPr>
+                <w:rFonts w:hint="eastAsia"/>
+              </w:rPr>
+              <w:t xml:space="preserve">家食品经营主体（餐饮服务、食品销售、单位食堂、食品生产等业态）</w:t>
             </w:r>
           </w:p>
         </w:tc>
@@ -556,24 +550,39 @@
               <w:rPr>
                 <w:rFonts w:hint="eastAsia"/>
               </w:rPr>
-              <w:t xml:space="preserve">示例企业</w:t>
-            </w:r>
-          </w:p>
-        </w:tc>
-        <w:tc>
-          <w:tcPr/>
-          <w:p>
-            <w:pPr>
-              <w:pStyle w:val="Compact"/>
-            </w:pPr>
-            <w:r>
-              <w:t xml:space="preserve">12 </w:t>
-            </w:r>
-            <w:r>
-              <w:rPr>
-                <w:rFonts w:hint="eastAsia"/>
-              </w:rPr>
-              <w:t xml:space="preserve">家（涵盖餐饮服务、食品销售、单位食堂、食品生产等业态）</w:t>
+              <w:t xml:space="preserve">视频监控</w:t>
+            </w:r>
+          </w:p>
+        </w:tc>
+        <w:tc>
+          <w:tcPr/>
+          <w:p>
+            <w:pPr>
+              <w:pStyle w:val="Compact"/>
+            </w:pPr>
+            <w:r>
+              <w:rPr>
+                <w:rFonts w:hint="eastAsia"/>
+              </w:rPr>
+              <w:t xml:space="preserve">千里眼设备</w:t>
+            </w:r>
+            <w:r>
+              <w:t xml:space="preserve"> 673 </w:t>
+            </w:r>
+            <w:r>
+              <w:rPr>
+                <w:rFonts w:hint="eastAsia"/>
+              </w:rPr>
+              <w:t xml:space="preserve">台，其中在线</w:t>
+            </w:r>
+            <w:r>
+              <w:t xml:space="preserve"> 426 </w:t>
+            </w:r>
+            <w:r>
+              <w:rPr>
+                <w:rFonts w:hint="eastAsia"/>
+              </w:rPr>
+              <w:t xml:space="preserve">台</w:t>
             </w:r>
           </w:p>
         </w:tc>
@@ -589,24 +598,21 @@
               <w:rPr>
                 <w:rFonts w:hint="eastAsia"/>
               </w:rPr>
-              <w:t xml:space="preserve">明厨亮灶摄像头</w:t>
-            </w:r>
-          </w:p>
-        </w:tc>
-        <w:tc>
-          <w:tcPr/>
-          <w:p>
-            <w:pPr>
-              <w:pStyle w:val="Compact"/>
-            </w:pPr>
-            <w:r>
-              <w:t xml:space="preserve">10 </w:t>
-            </w:r>
-            <w:r>
-              <w:rPr>
-                <w:rFonts w:hint="eastAsia"/>
-              </w:rPr>
-              <w:t xml:space="preserve">路</w:t>
+              <w:t xml:space="preserve">商户端覆盖业务</w:t>
+            </w:r>
+          </w:p>
+        </w:tc>
+        <w:tc>
+          <w:tcPr/>
+          <w:p>
+            <w:pPr>
+              <w:pStyle w:val="Compact"/>
+            </w:pPr>
+            <w:r>
+              <w:rPr>
+                <w:rFonts w:hint="eastAsia"/>
+              </w:rPr>
+              <w:t xml:space="preserve">企业建档、主体信息变更、整改反馈、申诉、证照维护、人员与健康证管理、进货查验、站内信、公告接收</w:t>
             </w:r>
           </w:p>
         </w:tc>
@@ -622,24 +628,21 @@
               <w:rPr>
                 <w:rFonts w:hint="eastAsia"/>
               </w:rPr>
-              <w:t xml:space="preserve">覆盖业务场景</w:t>
-            </w:r>
-          </w:p>
-        </w:tc>
-        <w:tc>
-          <w:tcPr/>
-          <w:p>
-            <w:pPr>
-              <w:pStyle w:val="Compact"/>
-            </w:pPr>
-            <w:r>
-              <w:t xml:space="preserve">AI </w:t>
-            </w:r>
-            <w:r>
-              <w:rPr>
-                <w:rFonts w:hint="eastAsia"/>
-              </w:rPr>
-              <w:t xml:space="preserve">报警、证照到期预警、工单审批流转、公告下发、站内信沟通、设备关联</w:t>
+              <w:t xml:space="preserve">监管部门接口</w:t>
+            </w:r>
+          </w:p>
+        </w:tc>
+        <w:tc>
+          <w:tcPr/>
+          <w:p>
+            <w:pPr>
+              <w:pStyle w:val="Compact"/>
+            </w:pPr>
+            <w:r>
+              <w:rPr>
+                <w:rFonts w:hint="eastAsia"/>
+              </w:rPr>
+              <w:t xml:space="preserve">预警整改工单由所属市场所管理员审核（审批权在镇级）</w:t>
             </w:r>
           </w:p>
         </w:tc>
@@ -656,20 +659,11 @@
         <w:rPr>
           <w:rFonts w:hint="eastAsia"/>
         </w:rPr>
-        <w:t xml:space="preserve">说明：城南、西江、东湖</w:t>
-      </w:r>
-      <w:r>
-        <w:t xml:space="preserve"> 3 </w:t>
-      </w:r>
-      <w:r>
-        <w:rPr>
-          <w:rFonts w:hint="eastAsia"/>
-        </w:rPr>
-        <w:t xml:space="preserve">个镇所为组织架构预留，本次试运行暂未接入演示数据。</w:t>
+        <w:t xml:space="preserve">试运行期间数据持续变化，请以系统实时显示为准。</w:t>
       </w:r>
     </w:p>
     <w:bookmarkEnd w:id="11"/>
-    <w:bookmarkStart w:id="12" w:name="访问链接原型"/>
+    <w:bookmarkStart w:id="12" w:name="访问入口"/>
     <w:p>
       <w:pPr>
         <w:pStyle w:val="Heading3"/>
@@ -681,7 +675,193 @@
         <w:rPr>
           <w:rFonts w:hint="eastAsia"/>
         </w:rPr>
-        <w:t xml:space="preserve">访问链接（原型）</w:t>
+        <w:t xml:space="preserve">访问入口</w:t>
+      </w:r>
+    </w:p>
+    <w:tbl>
+      <w:tblPr>
+        <w:tblStyle w:val="Table"/>
+        <w:tblW w:type="pct" w:w="5000"/>
+        <w:tblLayout w:type="fixed"/>
+        <w:tblLook w:firstRow="1" w:lastRow="0" w:firstColumn="0" w:lastColumn="0" w:noHBand="0" w:noVBand="0" w:val="0020"/>
+      </w:tblPr>
+      <w:tblGrid>
+        <w:gridCol w:w="3960"/>
+        <w:gridCol w:w="3960"/>
+      </w:tblGrid>
+      <w:tr>
+        <w:trPr>
+          <w:tblHeader w:val="on"/>
+        </w:trPr>
+        <w:tc>
+          <w:tcPr/>
+          <w:p>
+            <w:pPr>
+              <w:pStyle w:val="Compact"/>
+            </w:pPr>
+            <w:r>
+              <w:rPr>
+                <w:rFonts w:hint="eastAsia"/>
+              </w:rPr>
+              <w:t xml:space="preserve">端</w:t>
+            </w:r>
+          </w:p>
+        </w:tc>
+        <w:tc>
+          <w:tcPr/>
+          <w:p>
+            <w:pPr>
+              <w:pStyle w:val="Compact"/>
+            </w:pPr>
+            <w:r>
+              <w:rPr>
+                <w:rFonts w:hint="eastAsia"/>
+              </w:rPr>
+              <w:t xml:space="preserve">入口</w:t>
+            </w:r>
+          </w:p>
+        </w:tc>
+      </w:tr>
+      <w:tr>
+        <w:tc>
+          <w:tcPr/>
+          <w:p>
+            <w:pPr>
+              <w:pStyle w:val="Compact"/>
+            </w:pPr>
+            <w:r>
+              <w:rPr>
+                <w:rFonts w:hint="eastAsia"/>
+              </w:rPr>
+              <w:t xml:space="preserve">商户端</w:t>
+            </w:r>
+          </w:p>
+        </w:tc>
+        <w:tc>
+          <w:tcPr/>
+          <w:p>
+            <w:pPr>
+              <w:pStyle w:val="Compact"/>
+            </w:pPr>
+            <w:r>
+              <w:rPr>
+                <w:rFonts w:hint="eastAsia"/>
+              </w:rPr>
+              <w:t xml:space="preserve">微信小程序「食品安全智慧监管」，由监管人员下发入口</w:t>
+            </w:r>
+            <w:r>
+              <w:t xml:space="preserve"> / </w:t>
+            </w:r>
+            <w:r>
+              <w:rPr>
+                <w:rFonts w:hint="eastAsia"/>
+              </w:rPr>
+              <w:t xml:space="preserve">二维码，首次进入需完成注册绑定</w:t>
+            </w:r>
+          </w:p>
+        </w:tc>
+      </w:tr>
+      <w:tr>
+        <w:tc>
+          <w:tcPr/>
+          <w:p>
+            <w:pPr>
+              <w:pStyle w:val="Compact"/>
+            </w:pPr>
+            <w:r>
+              <w:rPr>
+                <w:rFonts w:hint="eastAsia"/>
+              </w:rPr>
+              <w:t xml:space="preserve">管理端（监管）</w:t>
+            </w:r>
+          </w:p>
+        </w:tc>
+        <w:tc>
+          <w:tcPr/>
+          <w:p>
+            <w:pPr>
+              <w:pStyle w:val="Compact"/>
+            </w:pPr>
+            <w:r>
+              <w:t xml:space="preserve">https://food-safety-supervision.jingxizhigu.cn:21423/ </w:t>
+            </w:r>
+            <w:r>
+              <w:rPr>
+                <w:rFonts w:hint="eastAsia"/>
+              </w:rPr>
+              <w:t xml:space="preserve">（浏览器访问）</w:t>
+            </w:r>
+          </w:p>
+        </w:tc>
+      </w:tr>
+      <w:tr>
+        <w:tc>
+          <w:tcPr/>
+          <w:p>
+            <w:pPr>
+              <w:pStyle w:val="Compact"/>
+            </w:pPr>
+            <w:r>
+              <w:rPr>
+                <w:rFonts w:hint="eastAsia"/>
+              </w:rPr>
+              <w:t xml:space="preserve">原型预览</w:t>
+            </w:r>
+          </w:p>
+        </w:tc>
+        <w:tc>
+          <w:tcPr/>
+          <w:p>
+            <w:pPr>
+              <w:pStyle w:val="Compact"/>
+            </w:pPr>
+            <w:r>
+              <w:rPr>
+                <w:rFonts w:hint="eastAsia"/>
+              </w:rPr>
+              <w:t xml:space="preserve">本地</w:t>
+            </w:r>
+            <w:r>
+              <w:t xml:space="preserve"> </w:t>
+            </w:r>
+            <w:r>
+              <w:rPr>
+                <w:rFonts w:hint="eastAsia"/>
+              </w:rPr>
+              <w:t xml:space="preserve">HTML：智慧食安_商户小程序.html（商户端）、智慧食安_管理PC.html（管理端）</w:t>
+            </w:r>
+          </w:p>
+        </w:tc>
+      </w:tr>
+    </w:tbl>
+    <w:p>
+      <w:pPr>
+        <w:pStyle w:val="BlockText"/>
+      </w:pPr>
+      <w:r>
+        <w:t xml:space="preserve">📌 </w:t>
+      </w:r>
+      <w:r>
+        <w:rPr>
+          <w:rFonts w:hint="eastAsia"/>
+        </w:rPr>
+        <w:t xml:space="preserve">本手册中的商户端界面截图为演示环境截图，用于说明操作位置与字段；正式环境的界面细节以实际页面为准。</w:t>
+      </w:r>
+    </w:p>
+    <w:bookmarkEnd w:id="12"/>
+    <w:bookmarkStart w:id="13" w:name="登录账号"/>
+    <w:p>
+      <w:pPr>
+        <w:pStyle w:val="Heading3"/>
+      </w:pPr>
+      <w:r>
+        <w:t xml:space="preserve">1.4 </w:t>
+      </w:r>
+      <w:r>
+        <w:rPr>
+          <w:rFonts w:hint="eastAsia"/>
+        </w:rPr>
+        <w:t xml:space="preserve">登录账号</w:t>
       </w:r>
     </w:p>
     <w:p>
@@ -692,16 +872,7 @@
         <w:rPr>
           <w:rFonts w:hint="eastAsia"/>
         </w:rPr>
-        <w:t xml:space="preserve">原型为本地</w:t>
-      </w:r>
-      <w:r>
-        <w:t xml:space="preserve"> HTML </w:t>
-      </w:r>
-      <w:r>
-        <w:rPr>
-          <w:rFonts w:hint="eastAsia"/>
-        </w:rPr>
-        <w:t xml:space="preserve">文件，双击即可打开预览；也可先打开导航页再进入对应端：</w:t>
+        <w:t xml:space="preserve">商户端登录账号与初始密码由监管人员在建档审批通过后通过短信下发：</w:t>
       </w:r>
     </w:p>
     <w:tbl>
@@ -728,21 +899,21 @@
               <w:rPr>
                 <w:rFonts w:hint="eastAsia"/>
               </w:rPr>
-              <w:t xml:space="preserve">入口</w:t>
-            </w:r>
-          </w:p>
-        </w:tc>
-        <w:tc>
-          <w:tcPr/>
-          <w:p>
-            <w:pPr>
-              <w:pStyle w:val="Compact"/>
-            </w:pPr>
-            <w:r>
-              <w:rPr>
-                <w:rFonts w:hint="eastAsia"/>
-              </w:rPr>
-              <w:t xml:space="preserve">链接</w:t>
+              <w:t xml:space="preserve">项目</w:t>
+            </w:r>
+          </w:p>
+        </w:tc>
+        <w:tc>
+          <w:tcPr/>
+          <w:p>
+            <w:pPr>
+              <w:pStyle w:val="Compact"/>
+            </w:pPr>
+            <w:r>
+              <w:rPr>
+                <w:rFonts w:hint="eastAsia"/>
+              </w:rPr>
+              <w:t xml:space="preserve">说明</w:t>
             </w:r>
           </w:p>
         </w:tc>
@@ -758,18 +929,30 @@
               <w:rPr>
                 <w:rFonts w:hint="eastAsia"/>
               </w:rPr>
-              <w:t xml:space="preserve">原型导航页</w:t>
-            </w:r>
-          </w:p>
-        </w:tc>
-        <w:tc>
-          <w:tcPr/>
-          <w:p>
-            <w:pPr>
-              <w:pStyle w:val="Compact"/>
-            </w:pPr>
-            <w:r>
-              <w:t xml:space="preserve">index.html</w:t>
+              <w:t xml:space="preserve">登录账号</w:t>
+            </w:r>
+          </w:p>
+        </w:tc>
+        <w:tc>
+          <w:tcPr/>
+          <w:p>
+            <w:pPr>
+              <w:pStyle w:val="Compact"/>
+            </w:pPr>
+            <w:r>
+              <w:rPr>
+                <w:rFonts w:hint="eastAsia"/>
+              </w:rPr>
+              <w:t xml:space="preserve">食品经营许可证号（如</w:t>
+            </w:r>
+            <w:r>
+              <w:t xml:space="preserve"> </w:t>
+            </w:r>
+            <w:r>
+              <w:rPr>
+                <w:rFonts w:hint="eastAsia"/>
+              </w:rPr>
+              <w:t xml:space="preserve">JY21109034241051）</w:t>
             </w:r>
           </w:p>
         </w:tc>
@@ -785,21 +968,21 @@
               <w:rPr>
                 <w:rFonts w:hint="eastAsia"/>
               </w:rPr>
-              <w:t xml:space="preserve">商户小程序（商户端）</w:t>
-            </w:r>
-          </w:p>
-        </w:tc>
-        <w:tc>
-          <w:tcPr/>
-          <w:p>
-            <w:pPr>
-              <w:pStyle w:val="Compact"/>
-            </w:pPr>
-            <w:r>
-              <w:rPr>
-                <w:rFonts w:hint="eastAsia"/>
-              </w:rPr>
-              <w:t xml:space="preserve">智慧食安_商户小程序.html</w:t>
+              <w:t xml:space="preserve">初始密码</w:t>
+            </w:r>
+          </w:p>
+        </w:tc>
+        <w:tc>
+          <w:tcPr/>
+          <w:p>
+            <w:pPr>
+              <w:pStyle w:val="Compact"/>
+            </w:pPr>
+            <w:r>
+              <w:rPr>
+                <w:rFonts w:hint="eastAsia"/>
+              </w:rPr>
+              <w:t xml:space="preserve">由监管人员短信下发，首次登录需修改</w:t>
             </w:r>
           </w:p>
         </w:tc>
@@ -815,7 +998,54 @@
               <w:rPr>
                 <w:rFonts w:hint="eastAsia"/>
               </w:rPr>
-              <w:t xml:space="preserve">管理后台</w:t>
+              <w:t xml:space="preserve">密码规则</w:t>
+            </w:r>
+          </w:p>
+        </w:tc>
+        <w:tc>
+          <w:tcPr/>
+          <w:p>
+            <w:pPr>
+              <w:pStyle w:val="Compact"/>
+            </w:pPr>
+            <w:r>
+              <w:t xml:space="preserve">8–18 </w:t>
+            </w:r>
+            <w:r>
+              <w:rPr>
+                <w:rFonts w:hint="eastAsia"/>
+              </w:rPr>
+              <w:t xml:space="preserve">位，数字、字母、符号任意两种组合</w:t>
+            </w:r>
+          </w:p>
+        </w:tc>
+      </w:tr>
+      <w:tr>
+        <w:tc>
+          <w:tcPr/>
+          <w:p>
+            <w:pPr>
+              <w:pStyle w:val="Compact"/>
+            </w:pPr>
+            <w:r>
+              <w:rPr>
+                <w:rFonts w:hint="eastAsia"/>
+              </w:rPr>
+              <w:t xml:space="preserve">短信验证码</w:t>
+            </w:r>
+          </w:p>
+        </w:tc>
+        <w:tc>
+          <w:tcPr/>
+          <w:p>
+            <w:pPr>
+              <w:pStyle w:val="Compact"/>
+            </w:pPr>
+            <w:r>
+              <w:rPr>
+                <w:rFonts w:hint="eastAsia"/>
+              </w:rPr>
+              <w:t xml:space="preserve">用于捆绑手机、找回密码等，5</w:t>
             </w:r>
             <w:r>
               <w:t xml:space="preserve"> </w:t>
@@ -824,51 +1054,72 @@
               <w:rPr>
                 <w:rFonts w:hint="eastAsia"/>
               </w:rPr>
-              <w:t xml:space="preserve">PC（监管端）</w:t>
-            </w:r>
-          </w:p>
-        </w:tc>
-        <w:tc>
-          <w:tcPr/>
-          <w:p>
-            <w:pPr>
-              <w:pStyle w:val="Compact"/>
-            </w:pPr>
-            <w:r>
-              <w:rPr>
-                <w:rFonts w:hint="eastAsia"/>
-              </w:rPr>
-              <w:t xml:space="preserve">智慧食安_管理PC.html</w:t>
+              <w:t xml:space="preserve">分钟内有效</w:t>
             </w:r>
           </w:p>
         </w:tc>
       </w:tr>
     </w:tbl>
-    <w:bookmarkEnd w:id="12"/>
-    <w:bookmarkStart w:id="13" w:name="演示账号"/>
+    <w:p>
+      <w:pPr>
+        <w:pStyle w:val="BlockText"/>
+      </w:pPr>
+      <w:r>
+        <w:t xml:space="preserve">📌 </w:t>
+      </w:r>
+      <w:r>
+        <w:rPr>
+          <w:rFonts w:hint="eastAsia"/>
+        </w:rPr>
+        <w:t xml:space="preserve">原型演示环境可使用演示许可证号</w:t>
+      </w:r>
+      <w:r>
+        <w:t xml:space="preserve"> </w:t>
+      </w:r>
+      <w:r>
+        <w:rPr>
+          <w:rFonts w:hint="eastAsia"/>
+        </w:rPr>
+        <w:t xml:space="preserve">JY111050XXXXXX，短信验证码</w:t>
+      </w:r>
+      <w:r>
+        <w:t xml:space="preserve"> 123456。</w:t>
+      </w:r>
+    </w:p>
+    <w:p>
+      <w:r>
+        <w:pict>
+          <v:rect style="width:0;height:1.5pt" o:hralign="center" o:hrstd="t" o:hr="t"/>
+        </w:pict>
+      </w:r>
+    </w:p>
+    <w:bookmarkEnd w:id="13"/>
+    <w:bookmarkEnd w:id="14"/>
+    <w:bookmarkStart w:id="21" w:name="二主要功能"/>
+    <w:p>
+      <w:pPr>
+        <w:pStyle w:val="Heading2"/>
+      </w:pPr>
+      <w:r>
+        <w:rPr>
+          <w:rFonts w:hint="eastAsia"/>
+        </w:rPr>
+        <w:t xml:space="preserve">二、主要功能</w:t>
+      </w:r>
+    </w:p>
+    <w:bookmarkStart w:id="15" w:name="功能总览"/>
     <w:p>
       <w:pPr>
         <w:pStyle w:val="Heading3"/>
       </w:pPr>
       <w:r>
-        <w:t xml:space="preserve">1.4 </w:t>
-      </w:r>
-      <w:r>
-        <w:rPr>
-          <w:rFonts w:hint="eastAsia"/>
-        </w:rPr>
-        <w:t xml:space="preserve">演示账号</w:t>
-      </w:r>
-    </w:p>
-    <w:p>
-      <w:pPr>
-        <w:pStyle w:val="FirstParagraph"/>
-      </w:pPr>
-      <w:r>
-        <w:rPr>
-          <w:rFonts w:hint="eastAsia"/>
-        </w:rPr>
-        <w:t xml:space="preserve">商户小程序演示账号：</w:t>
+        <w:t xml:space="preserve">2.1 </w:t>
+      </w:r>
+      <w:r>
+        <w:rPr>
+          <w:rFonts w:hint="eastAsia"/>
+        </w:rPr>
+        <w:t xml:space="preserve">功能总览</w:t>
       </w:r>
     </w:p>
     <w:tbl>
@@ -895,179 +1146,6 @@
               <w:rPr>
                 <w:rFonts w:hint="eastAsia"/>
               </w:rPr>
-              <w:t xml:space="preserve">项目</w:t>
-            </w:r>
-          </w:p>
-        </w:tc>
-        <w:tc>
-          <w:tcPr/>
-          <w:p>
-            <w:pPr>
-              <w:pStyle w:val="Compact"/>
-            </w:pPr>
-            <w:r>
-              <w:rPr>
-                <w:rFonts w:hint="eastAsia"/>
-              </w:rPr>
-              <w:t xml:space="preserve">值</w:t>
-            </w:r>
-          </w:p>
-        </w:tc>
-      </w:tr>
-      <w:tr>
-        <w:tc>
-          <w:tcPr/>
-          <w:p>
-            <w:pPr>
-              <w:pStyle w:val="Compact"/>
-            </w:pPr>
-            <w:r>
-              <w:rPr>
-                <w:rFonts w:hint="eastAsia"/>
-              </w:rPr>
-              <w:t xml:space="preserve">登录账号（许可证号）</w:t>
-            </w:r>
-          </w:p>
-        </w:tc>
-        <w:tc>
-          <w:tcPr/>
-          <w:p>
-            <w:pPr>
-              <w:pStyle w:val="Compact"/>
-            </w:pPr>
-            <w:r>
-              <w:t xml:space="preserve">JY111050XXXXXX</w:t>
-            </w:r>
-          </w:p>
-        </w:tc>
-      </w:tr>
-      <w:tr>
-        <w:tc>
-          <w:tcPr/>
-          <w:p>
-            <w:pPr>
-              <w:pStyle w:val="Compact"/>
-            </w:pPr>
-            <w:r>
-              <w:rPr>
-                <w:rFonts w:hint="eastAsia"/>
-              </w:rPr>
-              <w:t xml:space="preserve">登录密码</w:t>
-            </w:r>
-          </w:p>
-        </w:tc>
-        <w:tc>
-          <w:tcPr/>
-          <w:p>
-            <w:pPr>
-              <w:pStyle w:val="Compact"/>
-            </w:pPr>
-            <w:r>
-              <w:rPr>
-                <w:rFonts w:hint="eastAsia"/>
-              </w:rPr>
-              <w:t xml:space="preserve">演示环境已预填，直接点击「登录」即可</w:t>
-            </w:r>
-          </w:p>
-        </w:tc>
-      </w:tr>
-      <w:tr>
-        <w:tc>
-          <w:tcPr/>
-          <w:p>
-            <w:pPr>
-              <w:pStyle w:val="Compact"/>
-            </w:pPr>
-            <w:r>
-              <w:rPr>
-                <w:rFonts w:hint="eastAsia"/>
-              </w:rPr>
-              <w:t xml:space="preserve">短信验证码（找回密码</w:t>
-            </w:r>
-            <w:r>
-              <w:t xml:space="preserve"> / </w:t>
-            </w:r>
-            <w:r>
-              <w:rPr>
-                <w:rFonts w:hint="eastAsia"/>
-              </w:rPr>
-              <w:t xml:space="preserve">绑定手机等）</w:t>
-            </w:r>
-          </w:p>
-        </w:tc>
-        <w:tc>
-          <w:tcPr/>
-          <w:p>
-            <w:pPr>
-              <w:pStyle w:val="Compact"/>
-            </w:pPr>
-            <w:r>
-              <w:t xml:space="preserve">123456</w:t>
-            </w:r>
-          </w:p>
-        </w:tc>
-      </w:tr>
-    </w:tbl>
-    <w:p>
-      <w:r>
-        <w:pict>
-          <v:rect style="width:0;height:1.5pt" o:hralign="center" o:hrstd="t" o:hr="t"/>
-        </w:pict>
-      </w:r>
-    </w:p>
-    <w:bookmarkEnd w:id="13"/>
-    <w:bookmarkEnd w:id="14"/>
-    <w:bookmarkStart w:id="21" w:name="二主要功能"/>
-    <w:p>
-      <w:pPr>
-        <w:pStyle w:val="Heading2"/>
-      </w:pPr>
-      <w:r>
-        <w:rPr>
-          <w:rFonts w:hint="eastAsia"/>
-        </w:rPr>
-        <w:t xml:space="preserve">二、主要功能</w:t>
-      </w:r>
-    </w:p>
-    <w:bookmarkStart w:id="15" w:name="功能总览"/>
-    <w:p>
-      <w:pPr>
-        <w:pStyle w:val="Heading3"/>
-      </w:pPr>
-      <w:r>
-        <w:t xml:space="preserve">2.1 </w:t>
-      </w:r>
-      <w:r>
-        <w:rPr>
-          <w:rFonts w:hint="eastAsia"/>
-        </w:rPr>
-        <w:t xml:space="preserve">功能总览</w:t>
-      </w:r>
-    </w:p>
-    <w:tbl>
-      <w:tblPr>
-        <w:tblStyle w:val="Table"/>
-        <w:tblW w:type="auto" w:w="0"/>
-        <w:tblLook w:firstRow="1" w:lastRow="0" w:firstColumn="0" w:lastColumn="0" w:noHBand="0" w:noVBand="0" w:val="0020"/>
-      </w:tblPr>
-      <w:tblGrid>
-        <w:gridCol w:w="3960"/>
-        <w:gridCol w:w="3960"/>
-      </w:tblGrid>
-      <w:tr>
-        <w:trPr>
-          <w:tblHeader w:val="on"/>
-        </w:trPr>
-        <w:tc>
-          <w:tcPr/>
-          <w:p>
-            <w:pPr>
-              <w:pStyle w:val="Compact"/>
-            </w:pPr>
-            <w:r>
-              <w:rPr>
-                <w:rFonts w:hint="eastAsia"/>
-              </w:rPr>
               <w:t xml:space="preserve">模块</w:t>
             </w:r>
           </w:p>
@@ -1291,7 +1369,7 @@
           <w:rStyle w:val="VerbatimChar"/>
           <w:rFonts w:hint="eastAsia"/>
         </w:rPr>
-        <w:t xml:space="preserve">确认采纳，生成整改工单下发</w:t>
+        <w:t xml:space="preserve">人工确认采纳，生成整改工单下发</w:t>
       </w:r>
       <w:r>
         <w:br/>
@@ -1401,7 +1479,7 @@
           <w:rStyle w:val="VerbatimChar"/>
           <w:rFonts w:hint="eastAsia"/>
         </w:rPr>
-        <w:t xml:space="preserve">监管部门镇级审核</w:t>
+        <w:t xml:space="preserve">所属市场所（镇级）审核</w:t>
       </w:r>
       <w:r>
         <w:br/>
@@ -1430,7 +1508,7 @@
           <w:rStyle w:val="VerbatimChar"/>
           <w:rFonts w:hint="eastAsia"/>
         </w:rPr>
-        <w:t xml:space="preserve">工单归档</w:t>
+        <w:t xml:space="preserve">工单已通过</w:t>
       </w:r>
       <w:r>
         <w:rPr>
@@ -1443,7 +1521,7 @@
           <w:rStyle w:val="VerbatimChar"/>
           <w:rFonts w:hint="eastAsia"/>
         </w:rPr>
-        <w:t xml:space="preserve">报警状态已确认</w:t>
+        <w:t xml:space="preserve">预警状态已确认</w:t>
       </w:r>
       <w:r>
         <w:br/>
@@ -1459,7 +1537,7 @@
           <w:rStyle w:val="VerbatimChar"/>
           <w:rFonts w:hint="eastAsia"/>
         </w:rPr>
-        <w:t xml:space="preserve">驳回（附原因）→</w:t>
+        <w:t xml:space="preserve">驳回（附审批意见）→</w:t>
       </w:r>
       <w:r>
         <w:rPr>
@@ -1510,7 +1588,20 @@
           <w:rStyle w:val="VerbatimChar"/>
           <w:rFonts w:hint="eastAsia"/>
         </w:rPr>
-        <w:t xml:space="preserve">系统每日扫描证照有效期</w:t>
+        <w:t xml:space="preserve">系统每日</w:t>
+      </w:r>
+      <w:r>
+        <w:rPr>
+          <w:rStyle w:val="VerbatimChar"/>
+        </w:rPr>
+        <w:t xml:space="preserve"> 02:00 </w:t>
+      </w:r>
+      <w:r>
+        <w:rPr>
+          <w:rStyle w:val="VerbatimChar"/>
+          <w:rFonts w:hint="eastAsia"/>
+        </w:rPr>
+        <w:t xml:space="preserve">扫描证照有效期</w:t>
       </w:r>
       <w:r>
         <w:rPr>
@@ -1523,13 +1614,13 @@
           <w:rStyle w:val="VerbatimChar"/>
           <w:rFonts w:hint="eastAsia"/>
         </w:rPr>
-        <w:t xml:space="preserve">命中提醒节点（90</w:t>
-      </w:r>
-      <w:r>
-        <w:rPr>
-          <w:rStyle w:val="VerbatimChar"/>
-        </w:rPr>
-        <w:t xml:space="preserve"> / 60 / 30 / 7 / 3 </w:t>
+        <w:t xml:space="preserve">命中提醒节点（到期前</w:t>
+      </w:r>
+      <w:r>
+        <w:rPr>
+          <w:rStyle w:val="VerbatimChar"/>
+        </w:rPr>
+        <w:t xml:space="preserve"> 90 / 60 / 30 / 7 / 3 </w:t>
       </w:r>
       <w:r>
         <w:rPr>
@@ -1577,7 +1668,7 @@
           <w:rStyle w:val="VerbatimChar"/>
           <w:rFonts w:hint="eastAsia"/>
         </w:rPr>
-        <w:t xml:space="preserve">工单（收到换证提醒）</w:t>
+        <w:t xml:space="preserve">工单（收到换证提醒；证照过期当天系统自动生成工单）</w:t>
       </w:r>
       <w:r>
         <w:br/>
@@ -1633,7 +1724,7 @@
           <w:rStyle w:val="VerbatimChar"/>
           <w:rFonts w:hint="eastAsia"/>
         </w:rPr>
-        <w:t xml:space="preserve">监管部门审核</w:t>
+        <w:t xml:space="preserve">所属市场所审核</w:t>
       </w:r>
       <w:r>
         <w:rPr>
@@ -1660,6 +1751,40 @@
           <w:rFonts w:hint="eastAsia"/>
         </w:rPr>
         <w:t xml:space="preserve">驳回补材料</w:t>
+      </w:r>
+    </w:p>
+    <w:p>
+      <w:pPr>
+        <w:pStyle w:val="FirstParagraph"/>
+      </w:pPr>
+      <w:r>
+        <w:rPr>
+          <w:rFonts w:hint="eastAsia"/>
+        </w:rPr>
+        <w:t xml:space="preserve">证照范围包括</w:t>
+      </w:r>
+      <w:r>
+        <w:t xml:space="preserve"> 4 </w:t>
+      </w:r>
+      <w:r>
+        <w:rPr>
+          <w:rFonts w:hint="eastAsia"/>
+        </w:rPr>
+        <w:t xml:space="preserve">类：</w:t>
+      </w:r>
+      <w:r>
+        <w:rPr>
+          <w:rFonts w:hint="eastAsia"/>
+          <w:b/>
+          <w:bCs/>
+        </w:rPr>
+        <w:t xml:space="preserve">营业执照、食品经营许可证、食品生产许可证、健康证</w:t>
+      </w:r>
+      <w:r>
+        <w:rPr>
+          <w:rFonts w:hint="eastAsia"/>
+        </w:rPr>
+        <w:t xml:space="preserve">（含从业人员健康证）。</w:t>
       </w:r>
     </w:p>
     <w:bookmarkEnd w:id="17"/>
@@ -2078,7 +2203,7 @@
         <w:rPr>
           <w:rFonts w:hint="eastAsia"/>
         </w:rPr>
-        <w:t xml:space="preserve">JY111050XXXXXX）。</w:t>
+        <w:t xml:space="preserve">JY21109034241051）。</w:t>
       </w:r>
     </w:p>
     <w:p>
@@ -2093,7 +2218,16 @@
         <w:rPr>
           <w:rFonts w:hint="eastAsia"/>
         </w:rPr>
-        <w:t xml:space="preserve">输入密码（首次登录使用监管下发的初始密码）。</w:t>
+        <w:t xml:space="preserve">输入密码（首次登录使用监管下发的初始密码，规则：8–18</w:t>
+      </w:r>
+      <w:r>
+        <w:t xml:space="preserve"> </w:t>
+      </w:r>
+      <w:r>
+        <w:rPr>
+          <w:rFonts w:hint="eastAsia"/>
+        </w:rPr>
+        <w:t xml:space="preserve">位，数字/字母/符号任意两种组合）。</w:t>
       </w:r>
     </w:p>
     <w:p>
@@ -2132,7 +2266,7 @@
         <w:rPr>
           <w:rFonts w:hint="eastAsia"/>
         </w:rPr>
-        <w:t xml:space="preserve">点击登录，进入首页。</w:t>
+        <w:t xml:space="preserve">点击登录，进入首页；首次登录需按提示设置新密码并绑定手机号。</w:t>
       </w:r>
     </w:p>
     <w:p>
@@ -3114,7 +3248,8 @@
     <w:tbl>
       <w:tblPr>
         <w:tblStyle w:val="Table"/>
-        <w:tblW w:type="auto" w:w="0"/>
+        <w:tblW w:type="pct" w:w="5000"/>
+        <w:tblLayout w:type="fixed"/>
         <w:tblLook w:firstRow="1" w:lastRow="0" w:firstColumn="0" w:lastColumn="0" w:noHBand="0" w:noVBand="0" w:val="0020"/>
       </w:tblPr>
       <w:tblGrid>
@@ -3180,35 +3315,38 @@
               <w:rPr>
                 <w:rFonts w:hint="eastAsia"/>
               </w:rPr>
-              <w:t xml:space="preserve">报警</w:t>
-            </w:r>
-          </w:p>
-        </w:tc>
-        <w:tc>
-          <w:tcPr/>
-          <w:p>
-            <w:pPr>
-              <w:pStyle w:val="Compact"/>
-            </w:pPr>
-            <w:r>
-              <w:rPr>
-                <w:rFonts w:hint="eastAsia"/>
-              </w:rPr>
-              <w:t xml:space="preserve">设备/环境告警</w:t>
-            </w:r>
-          </w:p>
-        </w:tc>
-        <w:tc>
-          <w:tcPr/>
-          <w:p>
-            <w:pPr>
-              <w:pStyle w:val="Compact"/>
-            </w:pPr>
-            <w:r>
-              <w:rPr>
-                <w:rFonts w:hint="eastAsia"/>
-              </w:rPr>
-              <w:t xml:space="preserve">后厨卫生整改、食材存储温度异常</w:t>
+              <w:t xml:space="preserve">整改工单</w:t>
+            </w:r>
+          </w:p>
+        </w:tc>
+        <w:tc>
+          <w:tcPr/>
+          <w:p>
+            <w:pPr>
+              <w:pStyle w:val="Compact"/>
+            </w:pPr>
+            <w:r>
+              <w:t xml:space="preserve">AI </w:t>
+            </w:r>
+            <w:r>
+              <w:rPr>
+                <w:rFonts w:hint="eastAsia"/>
+              </w:rPr>
+              <w:t xml:space="preserve">报警采纳、证照到期后下发的整改要求</w:t>
+            </w:r>
+          </w:p>
+        </w:tc>
+        <w:tc>
+          <w:tcPr/>
+          <w:p>
+            <w:pPr>
+              <w:pStyle w:val="Compact"/>
+            </w:pPr>
+            <w:r>
+              <w:rPr>
+                <w:rFonts w:hint="eastAsia"/>
+              </w:rPr>
+              <w:t xml:space="preserve">后厨未戴口罩整改、健康证过期换证</w:t>
             </w:r>
           </w:p>
         </w:tc>
@@ -3224,35 +3362,44 @@
               <w:rPr>
                 <w:rFonts w:hint="eastAsia"/>
               </w:rPr>
-              <w:t xml:space="preserve">换证</w:t>
-            </w:r>
-          </w:p>
-        </w:tc>
-        <w:tc>
-          <w:tcPr/>
-          <w:p>
-            <w:pPr>
-              <w:pStyle w:val="Compact"/>
-            </w:pPr>
-            <w:r>
-              <w:rPr>
-                <w:rFonts w:hint="eastAsia"/>
-              </w:rPr>
-              <w:t xml:space="preserve">证照到期/年审提醒</w:t>
-            </w:r>
-          </w:p>
-        </w:tc>
-        <w:tc>
-          <w:tcPr/>
-          <w:p>
-            <w:pPr>
-              <w:pStyle w:val="Compact"/>
-            </w:pPr>
-            <w:r>
-              <w:rPr>
-                <w:rFonts w:hint="eastAsia"/>
-              </w:rPr>
-              <w:t xml:space="preserve">食品经营许可证即将到期</w:t>
+              <w:t xml:space="preserve">申诉工单</w:t>
+            </w:r>
+          </w:p>
+        </w:tc>
+        <w:tc>
+          <w:tcPr/>
+          <w:p>
+            <w:pPr>
+              <w:pStyle w:val="Compact"/>
+            </w:pPr>
+            <w:r>
+              <w:rPr>
+                <w:rFonts w:hint="eastAsia"/>
+              </w:rPr>
+              <w:t xml:space="preserve">商户对预警</w:t>
+            </w:r>
+            <w:r>
+              <w:t xml:space="preserve"> / </w:t>
+            </w:r>
+            <w:r>
+              <w:rPr>
+                <w:rFonts w:hint="eastAsia"/>
+              </w:rPr>
+              <w:t xml:space="preserve">工单有异议时发起</w:t>
+            </w:r>
+          </w:p>
+        </w:tc>
+        <w:tc>
+          <w:tcPr/>
+          <w:p>
+            <w:pPr>
+              <w:pStyle w:val="Compact"/>
+            </w:pPr>
+            <w:r>
+              <w:rPr>
+                <w:rFonts w:hint="eastAsia"/>
+              </w:rPr>
+              <w:t xml:space="preserve">对误判报警提出申诉</w:t>
             </w:r>
           </w:p>
         </w:tc>
@@ -3268,79 +3415,35 @@
               <w:rPr>
                 <w:rFonts w:hint="eastAsia"/>
               </w:rPr>
-              <w:t xml:space="preserve">申诉</w:t>
-            </w:r>
-          </w:p>
-        </w:tc>
-        <w:tc>
-          <w:tcPr/>
-          <w:p>
-            <w:pPr>
-              <w:pStyle w:val="Compact"/>
-            </w:pPr>
-            <w:r>
-              <w:rPr>
-                <w:rFonts w:hint="eastAsia"/>
-              </w:rPr>
-              <w:t xml:space="preserve">商户发起的申诉</w:t>
-            </w:r>
-          </w:p>
-        </w:tc>
-        <w:tc>
-          <w:tcPr/>
-          <w:p>
-            <w:pPr>
-              <w:pStyle w:val="Compact"/>
-            </w:pPr>
-            <w:r>
-              <w:rPr>
-                <w:rFonts w:hint="eastAsia"/>
-              </w:rPr>
-              <w:t xml:space="preserve">健康证过期申诉</w:t>
-            </w:r>
-          </w:p>
-        </w:tc>
-      </w:tr>
-      <w:tr>
-        <w:tc>
-          <w:tcPr/>
-          <w:p>
-            <w:pPr>
-              <w:pStyle w:val="Compact"/>
-            </w:pPr>
-            <w:r>
-              <w:rPr>
-                <w:rFonts w:hint="eastAsia"/>
-              </w:rPr>
-              <w:t xml:space="preserve">信息变更</w:t>
-            </w:r>
-          </w:p>
-        </w:tc>
-        <w:tc>
-          <w:tcPr/>
-          <w:p>
-            <w:pPr>
-              <w:pStyle w:val="Compact"/>
-            </w:pPr>
-            <w:r>
-              <w:rPr>
-                <w:rFonts w:hint="eastAsia"/>
-              </w:rPr>
-              <w:t xml:space="preserve">企业信息修改申请</w:t>
-            </w:r>
-          </w:p>
-        </w:tc>
-        <w:tc>
-          <w:tcPr/>
-          <w:p>
-            <w:pPr>
-              <w:pStyle w:val="Compact"/>
-            </w:pPr>
-            <w:r>
-              <w:rPr>
-                <w:rFonts w:hint="eastAsia"/>
-              </w:rPr>
-              <w:t xml:space="preserve">变更经营地址</w:t>
+              <w:t xml:space="preserve">变更工单</w:t>
+            </w:r>
+          </w:p>
+        </w:tc>
+        <w:tc>
+          <w:tcPr/>
+          <w:p>
+            <w:pPr>
+              <w:pStyle w:val="Compact"/>
+            </w:pPr>
+            <w:r>
+              <w:rPr>
+                <w:rFonts w:hint="eastAsia"/>
+              </w:rPr>
+              <w:t xml:space="preserve">商户提交的主体信息变更、新商户注册</w:t>
+            </w:r>
+          </w:p>
+        </w:tc>
+        <w:tc>
+          <w:tcPr/>
+          <w:p>
+            <w:pPr>
+              <w:pStyle w:val="Compact"/>
+            </w:pPr>
+            <w:r>
+              <w:rPr>
+                <w:rFonts w:hint="eastAsia"/>
+              </w:rPr>
+              <w:t xml:space="preserve">变更经营地址、法人手机号</w:t>
             </w:r>
           </w:p>
         </w:tc>
@@ -3563,7 +3666,16 @@
         <w:rPr>
           <w:rFonts w:hint="eastAsia"/>
         </w:rPr>
-        <w:t xml:space="preserve">企业证照：查看食品经营许可证、食品安全管理体系认证（ISO</w:t>
+        <w:t xml:space="preserve">企业证照：查看营业执照、食品经营许可证、食品生产许可证、从业人员健康证及其有效期；点击「上传证照」可新增（图片格式</w:t>
+      </w:r>
+      <w:r>
+        <w:t xml:space="preserve"> JPG / </w:t>
+      </w:r>
+      <w:r>
+        <w:rPr>
+          <w:rFonts w:hint="eastAsia"/>
+        </w:rPr>
+        <w:t xml:space="preserve">PNG，单张</w:t>
       </w:r>
       <w:r>
         <w:t xml:space="preserve"> </w:t>
@@ -3572,7 +3684,16 @@
         <w:rPr>
           <w:rFonts w:hint="eastAsia"/>
         </w:rPr>
-        <w:t xml:space="preserve">22000）、从业人员健康证；点击「上传证照」可新增。</w:t>
+        <w:t xml:space="preserve">≤10MB）。证照到期日务必与证件一致，系统据此在到期前</w:t>
+      </w:r>
+      <w:r>
+        <w:t xml:space="preserve"> 90 / 60 / 30 / 7 / 3 </w:t>
+      </w:r>
+      <w:r>
+        <w:rPr>
+          <w:rFonts w:hint="eastAsia"/>
+        </w:rPr>
+        <w:t xml:space="preserve">天推送提醒。</w:t>
       </w:r>
     </w:p>
     <w:p>
